--- a/Coding 1 - year/Unit 7 - Project Development/Daily Lesson Plans/Word/Day 169.docx
+++ b/Coding 1 - year/Unit 7 - Project Development/Daily Lesson Plans/Word/Day 169.docx
@@ -50,12 +50,15 @@
               </w:rPr>
               <w:t xml:space="preserve">Coding I — Full Year</w:t>
             </w:r>
-          </w:p>
-          <w:p>
-            <w:pPr>
-              <w:spacing w:before="40"/>
-              <w:jc w:val="center"/>
-            </w:pPr>
+            <w:r>
+              <w:rPr>
+                <w:rFonts w:ascii="Arial" w:cs="Arial" w:eastAsia="Arial" w:hAnsi="Arial"/>
+                <w:sz w:val="16"/>
+                <w:szCs w:val="16"/>
+              </w:rPr>
+              <w:br/>
+              <w:t xml:space="preserve"/>
+            </w:r>
             <w:r>
               <w:rPr>
                 <w:rFonts w:ascii="Arial" w:cs="Arial" w:eastAsia="Arial" w:hAnsi="Arial"/>
@@ -83,7 +86,7 @@
           <w:rFonts w:ascii="Arial" w:cs="Arial" w:eastAsia="Arial" w:hAnsi="Arial"/>
           <w:b/>
           <w:bCs/>
-          <w:color w:val="1F3864"/>
+          <w:color w:val="2B5797"/>
           <w:sz w:val="32"/>
           <w:szCs w:val="32"/>
         </w:rPr>
@@ -261,9 +264,9 @@
               <w:right w:val="single" w:color="CCCCCC" w:sz="1"/>
             </w:tcBorders>
             <w:tcMar>
-              <w:top w:type="dxa" w:w="60"/>
+              <w:top w:type="dxa" w:w="80"/>
               <w:left w:type="dxa" w:w="120"/>
-              <w:bottom w:type="dxa" w:w="60"/>
+              <w:bottom w:type="dxa" w:w="80"/>
               <w:right w:type="dxa" w:w="120"/>
             </w:tcMar>
           </w:tcPr>
@@ -290,20 +293,213 @@
               <w:right w:val="single" w:color="CCCCCC" w:sz="1"/>
             </w:tcBorders>
             <w:tcMar>
-              <w:top w:type="dxa" w:w="60"/>
+              <w:top w:type="dxa" w:w="80"/>
               <w:left w:type="dxa" w:w="120"/>
-              <w:bottom w:type="dxa" w:w="60"/>
+              <w:bottom w:type="dxa" w:w="80"/>
               <w:right w:type="dxa" w:w="120"/>
             </w:tcMar>
           </w:tcPr>
           <w:p>
-            <w:r>
-              <w:rPr>
-                <w:rFonts w:ascii="Arial" w:cs="Arial" w:eastAsia="Arial" w:hAnsi="Arial"/>
-                <w:sz w:val="20"/>
-                <w:szCs w:val="20"/>
+            <w:pPr>
+              <w:spacing w:after="80" w:before="80"/>
+            </w:pPr>
+            <w:r>
+              <w:rPr>
+                <w:rFonts w:ascii="Arial" w:cs="Arial" w:eastAsia="Arial" w:hAnsi="Arial"/>
+                <w:b/>
+                <w:bCs/>
+                <w:i w:val="false"/>
+                <w:iCs w:val="false"/>
+                <w:color w:val="000000"/>
+                <w:sz w:val="22"/>
+                <w:szCs w:val="22"/>
               </w:rPr>
               <w:t xml:space="preserve">Bell Ringer / Review</w:t>
+            </w:r>
+            <w:r>
+              <w:rPr>
+                <w:rFonts w:ascii="Arial" w:cs="Arial" w:eastAsia="Arial" w:hAnsi="Arial"/>
+                <w:sz w:val="20"/>
+                <w:szCs w:val="20"/>
+              </w:rPr>
+              <w:br/>
+              <w:t xml:space="preserve"/>
+            </w:r>
+            <w:r>
+              <w:rPr>
+                <w:rFonts w:ascii="Arial" w:cs="Arial" w:eastAsia="Arial" w:hAnsi="Arial"/>
+                <w:sz w:val="20"/>
+                <w:szCs w:val="20"/>
+              </w:rPr>
+              <w:br/>
+              <w:t xml:space="preserve"/>
+            </w:r>
+            <w:r>
+              <w:rPr>
+                <w:rFonts w:ascii="Arial" w:cs="Arial" w:eastAsia="Arial" w:hAnsi="Arial"/>
+                <w:b/>
+                <w:bCs/>
+                <w:i w:val="false"/>
+                <w:iCs w:val="false"/>
+                <w:color w:val="000000"/>
+                <w:sz w:val="20"/>
+                <w:szCs w:val="20"/>
+              </w:rPr>
+              <w:t xml:space="preserve">Quick Write </w:t>
+            </w:r>
+            <w:r>
+              <w:rPr>
+                <w:rFonts w:ascii="Arial" w:cs="Arial" w:eastAsia="Arial" w:hAnsi="Arial"/>
+                <w:b w:val="false"/>
+                <w:bCs w:val="false"/>
+                <w:i w:val="false"/>
+                <w:iCs w:val="false"/>
+                <w:color w:val="000000"/>
+                <w:sz w:val="20"/>
+                <w:szCs w:val="20"/>
+              </w:rPr>
+              <w:t xml:space="preserve">(3 min — written or verbal):</w:t>
+            </w:r>
+            <w:r>
+              <w:rPr>
+                <w:rFonts w:ascii="Arial" w:cs="Arial" w:eastAsia="Arial" w:hAnsi="Arial"/>
+                <w:sz w:val="20"/>
+                <w:szCs w:val="20"/>
+              </w:rPr>
+              <w:br/>
+              <w:t xml:space="preserve"/>
+            </w:r>
+            <w:r>
+              <w:rPr>
+                <w:rFonts w:ascii="Arial" w:cs="Arial" w:eastAsia="Arial" w:hAnsi="Arial"/>
+                <w:b w:val="false"/>
+                <w:bCs w:val="false"/>
+                <w:i w:val="false"/>
+                <w:iCs w:val="false"/>
+                <w:color w:val="000000"/>
+                <w:sz w:val="20"/>
+                <w:szCs w:val="20"/>
+              </w:rPr>
+              <w:t xml:space="preserve">    In your own words: Improve the user experience through better menus, clearer output, and smoother interaction flow?</w:t>
+            </w:r>
+            <w:r>
+              <w:rPr>
+                <w:rFonts w:ascii="Arial" w:cs="Arial" w:eastAsia="Arial" w:hAnsi="Arial"/>
+                <w:sz w:val="20"/>
+                <w:szCs w:val="20"/>
+              </w:rPr>
+              <w:br/>
+              <w:t xml:space="preserve"/>
+            </w:r>
+            <w:r>
+              <w:rPr>
+                <w:rFonts w:ascii="Arial" w:cs="Arial" w:eastAsia="Arial" w:hAnsi="Arial"/>
+                <w:sz w:val="20"/>
+                <w:szCs w:val="20"/>
+              </w:rPr>
+              <w:br/>
+              <w:t xml:space="preserve"/>
+            </w:r>
+            <w:r>
+              <w:rPr>
+                <w:rFonts w:ascii="Arial" w:cs="Arial" w:eastAsia="Arial" w:hAnsi="Arial"/>
+                <w:b/>
+                <w:bCs/>
+                <w:i w:val="false"/>
+                <w:iCs w:val="false"/>
+                <w:color w:val="000000"/>
+                <w:sz w:val="20"/>
+                <w:szCs w:val="20"/>
+              </w:rPr>
+              <w:t xml:space="preserve">Vocabulary Preview — </w:t>
+            </w:r>
+            <w:r>
+              <w:rPr>
+                <w:rFonts w:ascii="Arial" w:cs="Arial" w:eastAsia="Arial" w:hAnsi="Arial"/>
+                <w:b w:val="false"/>
+                <w:bCs w:val="false"/>
+                <w:i w:val="false"/>
+                <w:iCs w:val="false"/>
+                <w:color w:val="000000"/>
+                <w:sz w:val="20"/>
+                <w:szCs w:val="20"/>
+              </w:rPr>
+              <w:t xml:space="preserve">terms we'll use today:</w:t>
+            </w:r>
+            <w:r>
+              <w:rPr>
+                <w:rFonts w:ascii="Arial" w:cs="Arial" w:eastAsia="Arial" w:hAnsi="Arial"/>
+                <w:sz w:val="20"/>
+                <w:szCs w:val="20"/>
+              </w:rPr>
+              <w:br/>
+              <w:t xml:space="preserve"/>
+            </w:r>
+            <w:r>
+              <w:rPr>
+                <w:rFonts w:ascii="Arial" w:cs="Arial" w:eastAsia="Arial" w:hAnsi="Arial"/>
+                <w:b w:val="false"/>
+                <w:bCs w:val="false"/>
+                <w:i w:val="false"/>
+                <w:iCs w:val="false"/>
+                <w:color w:val="000000"/>
+                <w:sz w:val="20"/>
+                <w:szCs w:val="20"/>
+              </w:rPr>
+              <w:t xml:space="preserve">    • Menus   •   Output Formatting   •   Feedback   •   Before (Poor UX)   •   After (Good UX)</w:t>
+            </w:r>
+            <w:r>
+              <w:rPr>
+                <w:rFonts w:ascii="Arial" w:cs="Arial" w:eastAsia="Arial" w:hAnsi="Arial"/>
+                <w:sz w:val="20"/>
+                <w:szCs w:val="20"/>
+              </w:rPr>
+              <w:br/>
+              <w:t xml:space="preserve"/>
+            </w:r>
+            <w:r>
+              <w:rPr>
+                <w:rFonts w:ascii="Arial" w:cs="Arial" w:eastAsia="Arial" w:hAnsi="Arial"/>
+                <w:sz w:val="20"/>
+                <w:szCs w:val="20"/>
+              </w:rPr>
+              <w:br/>
+              <w:t xml:space="preserve"/>
+            </w:r>
+            <w:r>
+              <w:rPr>
+                <w:rFonts w:ascii="Arial" w:cs="Arial" w:eastAsia="Arial" w:hAnsi="Arial"/>
+                <w:b w:val="false"/>
+                <w:bCs w:val="false"/>
+                <w:i/>
+                <w:iCs/>
+                <w:color w:val="444444"/>
+                <w:sz w:val="20"/>
+                <w:szCs w:val="20"/>
+              </w:rPr>
+              <w:t xml:space="preserve">Today's Goal: By the end of class you will be able to improve the user experience through better menus, clearer output, and smoother interaction flow.</w:t>
+            </w:r>
+            <w:r>
+              <w:rPr>
+                <w:rFonts w:ascii="Arial" w:cs="Arial" w:eastAsia="Arial" w:hAnsi="Arial"/>
+                <w:sz w:val="20"/>
+                <w:szCs w:val="20"/>
+              </w:rPr>
+              <w:br/>
+              <w:t xml:space="preserve"/>
+            </w:r>
+            <w:r>
+              <w:rPr>
+                <w:rFonts w:ascii="Arial" w:cs="Arial" w:eastAsia="Arial" w:hAnsi="Arial"/>
+                <w:b w:val="false"/>
+                <w:bCs w:val="false"/>
+                <w:i/>
+                <w:iCs/>
+                <w:color w:val="555555"/>
+                <w:sz w:val="20"/>
+                <w:szCs w:val="20"/>
+              </w:rPr>
+              <w:t xml:space="preserve">→ Pair-share your response, then 2–3 students share with the class.</w:t>
             </w:r>
           </w:p>
         </w:tc>
@@ -319,9 +515,9 @@
               <w:right w:val="single" w:color="CCCCCC" w:sz="1"/>
             </w:tcBorders>
             <w:tcMar>
-              <w:top w:type="dxa" w:w="60"/>
+              <w:top w:type="dxa" w:w="80"/>
               <w:left w:type="dxa" w:w="120"/>
-              <w:bottom w:type="dxa" w:w="60"/>
+              <w:bottom w:type="dxa" w:w="80"/>
               <w:right w:type="dxa" w:w="120"/>
             </w:tcMar>
           </w:tcPr>
@@ -348,20 +544,415 @@
               <w:right w:val="single" w:color="CCCCCC" w:sz="1"/>
             </w:tcBorders>
             <w:tcMar>
-              <w:top w:type="dxa" w:w="60"/>
+              <w:top w:type="dxa" w:w="80"/>
               <w:left w:type="dxa" w:w="120"/>
-              <w:bottom w:type="dxa" w:w="60"/>
+              <w:bottom w:type="dxa" w:w="80"/>
               <w:right w:type="dxa" w:w="120"/>
             </w:tcMar>
           </w:tcPr>
           <w:p>
-            <w:r>
-              <w:rPr>
-                <w:rFonts w:ascii="Arial" w:cs="Arial" w:eastAsia="Arial" w:hAnsi="Arial"/>
-                <w:sz w:val="20"/>
-                <w:szCs w:val="20"/>
-              </w:rPr>
-              <w:t xml:space="preserve">Mini Lesson: User Experience Polish — Menus, Formatting, and Clarity</w:t>
+            <w:pPr>
+              <w:spacing w:after="80" w:before="80"/>
+            </w:pPr>
+            <w:r>
+              <w:rPr>
+                <w:rFonts w:ascii="Arial" w:cs="Arial" w:eastAsia="Arial" w:hAnsi="Arial"/>
+                <w:b/>
+                <w:bCs/>
+                <w:i w:val="false"/>
+                <w:iCs w:val="false"/>
+                <w:color w:val="000000"/>
+                <w:sz w:val="22"/>
+                <w:szCs w:val="22"/>
+              </w:rPr>
+              <w:t xml:space="preserve">Mini Lesson: </w:t>
+            </w:r>
+            <w:r>
+              <w:rPr>
+                <w:rFonts w:ascii="Arial" w:cs="Arial" w:eastAsia="Arial" w:hAnsi="Arial"/>
+                <w:b w:val="false"/>
+                <w:bCs w:val="false"/>
+                <w:i w:val="false"/>
+                <w:iCs w:val="false"/>
+                <w:color w:val="000000"/>
+                <w:sz w:val="22"/>
+                <w:szCs w:val="22"/>
+              </w:rPr>
+              <w:t xml:space="preserve">User Experience Polish — Menus, Formatting, and Clarity</w:t>
+            </w:r>
+            <w:r>
+              <w:rPr>
+                <w:rFonts w:ascii="Arial" w:cs="Arial" w:eastAsia="Arial" w:hAnsi="Arial"/>
+                <w:sz w:val="20"/>
+                <w:szCs w:val="20"/>
+              </w:rPr>
+              <w:br/>
+              <w:t xml:space="preserve"/>
+            </w:r>
+            <w:r>
+              <w:rPr>
+                <w:rFonts w:ascii="Arial" w:cs="Arial" w:eastAsia="Arial" w:hAnsi="Arial"/>
+                <w:sz w:val="20"/>
+                <w:szCs w:val="20"/>
+              </w:rPr>
+              <w:br/>
+              <w:t xml:space="preserve"/>
+            </w:r>
+            <w:r>
+              <w:rPr>
+                <w:rFonts w:ascii="Arial" w:cs="Arial" w:eastAsia="Arial" w:hAnsi="Arial"/>
+                <w:b/>
+                <w:bCs/>
+                <w:i/>
+                <w:iCs/>
+                <w:color w:val="000000"/>
+                <w:sz w:val="20"/>
+                <w:szCs w:val="20"/>
+              </w:rPr>
+              <w:t xml:space="preserve">Learning Target: </w:t>
+            </w:r>
+            <w:r>
+              <w:rPr>
+                <w:rFonts w:ascii="Arial" w:cs="Arial" w:eastAsia="Arial" w:hAnsi="Arial"/>
+                <w:b w:val="false"/>
+                <w:bCs w:val="false"/>
+                <w:i/>
+                <w:iCs/>
+                <w:color w:val="333333"/>
+                <w:sz w:val="20"/>
+                <w:szCs w:val="20"/>
+              </w:rPr>
+              <w:t xml:space="preserve">I can improve the user experience through better menus, clearer output, and smoother interaction flow.</w:t>
+            </w:r>
+            <w:r>
+              <w:rPr>
+                <w:rFonts w:ascii="Arial" w:cs="Arial" w:eastAsia="Arial" w:hAnsi="Arial"/>
+                <w:sz w:val="20"/>
+                <w:szCs w:val="20"/>
+              </w:rPr>
+              <w:br/>
+              <w:t xml:space="preserve"/>
+            </w:r>
+            <w:r>
+              <w:rPr>
+                <w:rFonts w:ascii="Arial" w:cs="Arial" w:eastAsia="Arial" w:hAnsi="Arial"/>
+                <w:sz w:val="20"/>
+                <w:szCs w:val="20"/>
+              </w:rPr>
+              <w:br/>
+              <w:t xml:space="preserve"/>
+            </w:r>
+            <w:r>
+              <w:rPr>
+                <w:rFonts w:ascii="Arial" w:cs="Arial" w:eastAsia="Arial" w:hAnsi="Arial"/>
+                <w:b/>
+                <w:bCs/>
+                <w:i w:val="false"/>
+                <w:iCs w:val="false"/>
+                <w:color w:val="000000"/>
+                <w:sz w:val="20"/>
+                <w:szCs w:val="20"/>
+              </w:rPr>
+              <w:t xml:space="preserve">Key Concepts:</w:t>
+            </w:r>
+            <w:r>
+              <w:rPr>
+                <w:rFonts w:ascii="Arial" w:cs="Arial" w:eastAsia="Arial" w:hAnsi="Arial"/>
+                <w:sz w:val="20"/>
+                <w:szCs w:val="20"/>
+              </w:rPr>
+              <w:br/>
+              <w:t xml:space="preserve"/>
+            </w:r>
+            <w:r>
+              <w:rPr>
+                <w:rFonts w:ascii="Arial" w:cs="Arial" w:eastAsia="Arial" w:hAnsi="Arial"/>
+                <w:b w:val="false"/>
+                <w:bCs w:val="false"/>
+                <w:i w:val="false"/>
+                <w:iCs w:val="false"/>
+                <w:color w:val="000000"/>
+                <w:sz w:val="20"/>
+                <w:szCs w:val="20"/>
+              </w:rPr>
+              <w:t xml:space="preserve">    • Clear options</w:t>
+            </w:r>
+            <w:r>
+              <w:rPr>
+                <w:rFonts w:ascii="Arial" w:cs="Arial" w:eastAsia="Arial" w:hAnsi="Arial"/>
+                <w:sz w:val="20"/>
+                <w:szCs w:val="20"/>
+              </w:rPr>
+              <w:br/>
+              <w:t xml:space="preserve"/>
+            </w:r>
+            <w:r>
+              <w:rPr>
+                <w:rFonts w:ascii="Arial" w:cs="Arial" w:eastAsia="Arial" w:hAnsi="Arial"/>
+                <w:b w:val="false"/>
+                <w:bCs w:val="false"/>
+                <w:i w:val="false"/>
+                <w:iCs w:val="false"/>
+                <w:color w:val="000000"/>
+                <w:sz w:val="20"/>
+                <w:szCs w:val="20"/>
+              </w:rPr>
+              <w:t xml:space="preserve">    • Obvious how to navigate</w:t>
+            </w:r>
+            <w:r>
+              <w:rPr>
+                <w:rFonts w:ascii="Arial" w:cs="Arial" w:eastAsia="Arial" w:hAnsi="Arial"/>
+                <w:sz w:val="20"/>
+                <w:szCs w:val="20"/>
+              </w:rPr>
+              <w:br/>
+              <w:t xml:space="preserve"/>
+            </w:r>
+            <w:r>
+              <w:rPr>
+                <w:rFonts w:ascii="Arial" w:cs="Arial" w:eastAsia="Arial" w:hAnsi="Arial"/>
+                <w:b w:val="false"/>
+                <w:bCs w:val="false"/>
+                <w:i w:val="false"/>
+                <w:iCs w:val="false"/>
+                <w:color w:val="000000"/>
+                <w:sz w:val="20"/>
+                <w:szCs w:val="20"/>
+              </w:rPr>
+              <w:t xml:space="preserve">    • Error messages if user types wrong choice</w:t>
+            </w:r>
+            <w:r>
+              <w:rPr>
+                <w:rFonts w:ascii="Arial" w:cs="Arial" w:eastAsia="Arial" w:hAnsi="Arial"/>
+                <w:sz w:val="20"/>
+                <w:szCs w:val="20"/>
+              </w:rPr>
+              <w:br/>
+              <w:t xml:space="preserve"/>
+            </w:r>
+            <w:r>
+              <w:rPr>
+                <w:rFonts w:ascii="Arial" w:cs="Arial" w:eastAsia="Arial" w:hAnsi="Arial"/>
+                <w:b w:val="false"/>
+                <w:bCs w:val="false"/>
+                <w:i w:val="false"/>
+                <w:iCs w:val="false"/>
+                <w:color w:val="000000"/>
+                <w:sz w:val="20"/>
+                <w:szCs w:val="20"/>
+              </w:rPr>
+              <w:t xml:space="preserve">    • Readable (use spacing, borders)</w:t>
+            </w:r>
+            <w:r>
+              <w:rPr>
+                <w:rFonts w:ascii="Arial" w:cs="Arial" w:eastAsia="Arial" w:hAnsi="Arial"/>
+                <w:sz w:val="20"/>
+                <w:szCs w:val="20"/>
+              </w:rPr>
+              <w:br/>
+              <w:t xml:space="preserve"/>
+            </w:r>
+            <w:r>
+              <w:rPr>
+                <w:rFonts w:ascii="Arial" w:cs="Arial" w:eastAsia="Arial" w:hAnsi="Arial"/>
+                <w:b w:val="false"/>
+                <w:bCs w:val="false"/>
+                <w:i w:val="false"/>
+                <w:iCs w:val="false"/>
+                <w:color w:val="000000"/>
+                <w:sz w:val="20"/>
+                <w:szCs w:val="20"/>
+              </w:rPr>
+              <w:t xml:space="preserve">    • Aligned (columns line up)</w:t>
+            </w:r>
+            <w:r>
+              <w:rPr>
+                <w:rFonts w:ascii="Arial" w:cs="Arial" w:eastAsia="Arial" w:hAnsi="Arial"/>
+                <w:sz w:val="20"/>
+                <w:szCs w:val="20"/>
+              </w:rPr>
+              <w:br/>
+              <w:t xml:space="preserve"/>
+            </w:r>
+            <w:r>
+              <w:rPr>
+                <w:rFonts w:ascii="Arial" w:cs="Arial" w:eastAsia="Arial" w:hAnsi="Arial"/>
+                <w:b w:val="false"/>
+                <w:bCs w:val="false"/>
+                <w:i w:val="false"/>
+                <w:iCs w:val="false"/>
+                <w:color w:val="000000"/>
+                <w:sz w:val="20"/>
+                <w:szCs w:val="20"/>
+              </w:rPr>
+              <w:t xml:space="preserve">    • Informative (users know what's happening)</w:t>
+            </w:r>
+            <w:r>
+              <w:rPr>
+                <w:rFonts w:ascii="Arial" w:cs="Arial" w:eastAsia="Arial" w:hAnsi="Arial"/>
+                <w:sz w:val="20"/>
+                <w:szCs w:val="20"/>
+              </w:rPr>
+              <w:br/>
+              <w:t xml:space="preserve"/>
+            </w:r>
+            <w:r>
+              <w:rPr>
+                <w:rFonts w:ascii="Arial" w:cs="Arial" w:eastAsia="Arial" w:hAnsi="Arial"/>
+                <w:b w:val="false"/>
+                <w:bCs w:val="false"/>
+                <w:i w:val="false"/>
+                <w:iCs w:val="false"/>
+                <w:color w:val="000000"/>
+                <w:sz w:val="20"/>
+                <w:szCs w:val="20"/>
+              </w:rPr>
+              <w:t xml:space="preserve">    • Progress messages ("Processing...")</w:t>
+            </w:r>
+            <w:r>
+              <w:rPr>
+                <w:rFonts w:ascii="Arial" w:cs="Arial" w:eastAsia="Arial" w:hAnsi="Arial"/>
+                <w:sz w:val="20"/>
+                <w:szCs w:val="20"/>
+              </w:rPr>
+              <w:br/>
+              <w:t xml:space="preserve"/>
+            </w:r>
+            <w:r>
+              <w:rPr>
+                <w:rFonts w:ascii="Arial" w:cs="Arial" w:eastAsia="Arial" w:hAnsi="Arial"/>
+                <w:b w:val="false"/>
+                <w:bCs w:val="false"/>
+                <w:i w:val="false"/>
+                <w:iCs w:val="false"/>
+                <w:color w:val="000000"/>
+                <w:sz w:val="20"/>
+                <w:szCs w:val="20"/>
+              </w:rPr>
+              <w:t xml:space="preserve">    • Confirmation ("Saved successfully!")</w:t>
+            </w:r>
+            <w:r>
+              <w:rPr>
+                <w:rFonts w:ascii="Arial" w:cs="Arial" w:eastAsia="Arial" w:hAnsi="Arial"/>
+                <w:sz w:val="20"/>
+                <w:szCs w:val="20"/>
+              </w:rPr>
+              <w:br/>
+              <w:t xml:space="preserve"/>
+            </w:r>
+            <w:r>
+              <w:rPr>
+                <w:rFonts w:ascii="Arial" w:cs="Arial" w:eastAsia="Arial" w:hAnsi="Arial"/>
+                <w:sz w:val="20"/>
+                <w:szCs w:val="20"/>
+              </w:rPr>
+              <w:br/>
+              <w:t xml:space="preserve"/>
+            </w:r>
+            <w:r>
+              <w:rPr>
+                <w:rFonts w:ascii="Arial" w:cs="Arial" w:eastAsia="Arial" w:hAnsi="Arial"/>
+                <w:b/>
+                <w:bCs/>
+                <w:i w:val="false"/>
+                <w:iCs w:val="false"/>
+                <w:color w:val="000000"/>
+                <w:sz w:val="20"/>
+                <w:szCs w:val="20"/>
+              </w:rPr>
+              <w:t xml:space="preserve">Vocabulary: </w:t>
+            </w:r>
+            <w:r>
+              <w:rPr>
+                <w:rFonts w:ascii="Arial" w:cs="Arial" w:eastAsia="Arial" w:hAnsi="Arial"/>
+                <w:b w:val="false"/>
+                <w:bCs w:val="false"/>
+                <w:i w:val="false"/>
+                <w:iCs w:val="false"/>
+                <w:color w:val="000000"/>
+                <w:sz w:val="20"/>
+                <w:szCs w:val="20"/>
+              </w:rPr>
+              <w:t xml:space="preserve">Menus, Output Formatting, Feedback, Before (Poor UX), After (Good UX)</w:t>
+            </w:r>
+            <w:r>
+              <w:rPr>
+                <w:rFonts w:ascii="Arial" w:cs="Arial" w:eastAsia="Arial" w:hAnsi="Arial"/>
+                <w:sz w:val="20"/>
+                <w:szCs w:val="20"/>
+              </w:rPr>
+              <w:br/>
+              <w:t xml:space="preserve"/>
+            </w:r>
+            <w:r>
+              <w:rPr>
+                <w:rFonts w:ascii="Arial" w:cs="Arial" w:eastAsia="Arial" w:hAnsi="Arial"/>
+                <w:sz w:val="20"/>
+                <w:szCs w:val="20"/>
+              </w:rPr>
+              <w:br/>
+              <w:t xml:space="preserve"/>
+            </w:r>
+            <w:r>
+              <w:rPr>
+                <w:rFonts w:ascii="Arial" w:cs="Arial" w:eastAsia="Arial" w:hAnsi="Arial"/>
+                <w:b/>
+                <w:bCs/>
+                <w:i/>
+                <w:iCs/>
+                <w:color w:val="555555"/>
+                <w:sz w:val="20"/>
+                <w:szCs w:val="20"/>
+              </w:rPr>
+              <w:t xml:space="preserve">→ Live Demo — </w:t>
+            </w:r>
+            <w:r>
+              <w:rPr>
+                <w:rFonts w:ascii="Arial" w:cs="Arial" w:eastAsia="Arial" w:hAnsi="Arial"/>
+                <w:b w:val="false"/>
+                <w:bCs w:val="false"/>
+                <w:i/>
+                <w:iCs/>
+                <w:color w:val="555555"/>
+                <w:sz w:val="20"/>
+                <w:szCs w:val="20"/>
+              </w:rPr>
+              <w:t xml:space="preserve">type examples as students follow along in their own editor.</w:t>
+            </w:r>
+            <w:r>
+              <w:rPr>
+                <w:rFonts w:ascii="Arial" w:cs="Arial" w:eastAsia="Arial" w:hAnsi="Arial"/>
+                <w:sz w:val="20"/>
+                <w:szCs w:val="20"/>
+              </w:rPr>
+              <w:br/>
+              <w:t xml:space="preserve"/>
+            </w:r>
+            <w:r>
+              <w:rPr>
+                <w:rFonts w:ascii="Arial" w:cs="Arial" w:eastAsia="Arial" w:hAnsi="Arial"/>
+                <w:b/>
+                <w:bCs/>
+                <w:i/>
+                <w:iCs/>
+                <w:color w:val="555555"/>
+                <w:sz w:val="20"/>
+                <w:szCs w:val="20"/>
+              </w:rPr>
+              <w:t xml:space="preserve">→ Check for Understanding: </w:t>
+            </w:r>
+            <w:r>
+              <w:rPr>
+                <w:rFonts w:ascii="Arial" w:cs="Arial" w:eastAsia="Arial" w:hAnsi="Arial"/>
+                <w:b w:val="false"/>
+                <w:bCs w:val="false"/>
+                <w:i/>
+                <w:iCs/>
+                <w:color w:val="555555"/>
+                <w:sz w:val="20"/>
+                <w:szCs w:val="20"/>
+              </w:rPr>
+              <w:t xml:space="preserve">pause and cold-call: “Can someone explain what we just did in their own words?”</w:t>
             </w:r>
           </w:p>
         </w:tc>
@@ -377,9 +968,9 @@
               <w:right w:val="single" w:color="CCCCCC" w:sz="1"/>
             </w:tcBorders>
             <w:tcMar>
-              <w:top w:type="dxa" w:w="60"/>
+              <w:top w:type="dxa" w:w="80"/>
               <w:left w:type="dxa" w:w="120"/>
-              <w:bottom w:type="dxa" w:w="60"/>
+              <w:bottom w:type="dxa" w:w="80"/>
               <w:right w:type="dxa" w:w="120"/>
             </w:tcMar>
           </w:tcPr>
@@ -406,20 +997,90 @@
               <w:right w:val="single" w:color="CCCCCC" w:sz="1"/>
             </w:tcBorders>
             <w:tcMar>
-              <w:top w:type="dxa" w:w="60"/>
+              <w:top w:type="dxa" w:w="80"/>
               <w:left w:type="dxa" w:w="120"/>
-              <w:bottom w:type="dxa" w:w="60"/>
+              <w:bottom w:type="dxa" w:w="80"/>
               <w:right w:type="dxa" w:w="120"/>
             </w:tcMar>
           </w:tcPr>
           <w:p>
-            <w:r>
-              <w:rPr>
-                <w:rFonts w:ascii="Arial" w:cs="Arial" w:eastAsia="Arial" w:hAnsi="Arial"/>
-                <w:sz w:val="20"/>
-                <w:szCs w:val="20"/>
+            <w:pPr>
+              <w:spacing w:after="80" w:before="80"/>
+            </w:pPr>
+            <w:r>
+              <w:rPr>
+                <w:rFonts w:ascii="Arial" w:cs="Arial" w:eastAsia="Arial" w:hAnsi="Arial"/>
+                <w:b/>
+                <w:bCs/>
+                <w:i w:val="false"/>
+                <w:iCs w:val="false"/>
+                <w:color w:val="000000"/>
+                <w:sz w:val="22"/>
+                <w:szCs w:val="22"/>
               </w:rPr>
               <w:t xml:space="preserve">Guided Practice</w:t>
+            </w:r>
+            <w:r>
+              <w:rPr>
+                <w:rFonts w:ascii="Arial" w:cs="Arial" w:eastAsia="Arial" w:hAnsi="Arial"/>
+                <w:sz w:val="20"/>
+                <w:szCs w:val="20"/>
+              </w:rPr>
+              <w:br/>
+              <w:t xml:space="preserve"/>
+            </w:r>
+            <w:r>
+              <w:rPr>
+                <w:rFonts w:ascii="Arial" w:cs="Arial" w:eastAsia="Arial" w:hAnsi="Arial"/>
+                <w:sz w:val="20"/>
+                <w:szCs w:val="20"/>
+              </w:rPr>
+              <w:br/>
+              <w:t xml:space="preserve"/>
+            </w:r>
+            <w:r>
+              <w:rPr>
+                <w:rFonts w:ascii="Arial" w:cs="Arial" w:eastAsia="Arial" w:hAnsi="Arial"/>
+                <w:b w:val="false"/>
+                <w:bCs w:val="false"/>
+                <w:i w:val="false"/>
+                <w:iCs w:val="false"/>
+                <w:color w:val="000000"/>
+                <w:sz w:val="20"/>
+                <w:szCs w:val="20"/>
+              </w:rPr>
+              <w:t xml:space="preserve">Step 1: Audit Current UX (10 min)</w:t>
+            </w:r>
+            <w:r>
+              <w:rPr>
+                <w:rFonts w:ascii="Arial" w:cs="Arial" w:eastAsia="Arial" w:hAnsi="Arial"/>
+                <w:sz w:val="20"/>
+                <w:szCs w:val="20"/>
+              </w:rPr>
+              <w:br/>
+              <w:t xml:space="preserve"/>
+            </w:r>
+            <w:r>
+              <w:rPr>
+                <w:rFonts w:ascii="Arial" w:cs="Arial" w:eastAsia="Arial" w:hAnsi="Arial"/>
+                <w:sz w:val="20"/>
+                <w:szCs w:val="20"/>
+              </w:rPr>
+              <w:br/>
+              <w:t xml:space="preserve"/>
+            </w:r>
+            <w:r>
+              <w:rPr>
+                <w:rFonts w:ascii="Arial" w:cs="Arial" w:eastAsia="Arial" w:hAnsi="Arial"/>
+                <w:b w:val="false"/>
+                <w:bCs w:val="false"/>
+                <w:i/>
+                <w:iCs/>
+                <w:color w:val="555555"/>
+                <w:sz w:val="20"/>
+                <w:szCs w:val="20"/>
+              </w:rPr>
+              <w:t xml:space="preserve">→ Teacher models — students try alongside, then compare results.</w:t>
             </w:r>
           </w:p>
         </w:tc>
@@ -435,9 +1096,9 @@
               <w:right w:val="single" w:color="CCCCCC" w:sz="1"/>
             </w:tcBorders>
             <w:tcMar>
-              <w:top w:type="dxa" w:w="60"/>
+              <w:top w:type="dxa" w:w="80"/>
               <w:left w:type="dxa" w:w="120"/>
-              <w:bottom w:type="dxa" w:w="60"/>
+              <w:bottom w:type="dxa" w:w="80"/>
               <w:right w:type="dxa" w:w="120"/>
             </w:tcMar>
           </w:tcPr>
@@ -450,7 +1111,7 @@
                 <w:sz w:val="20"/>
                 <w:szCs w:val="20"/>
               </w:rPr>
-              <w:t xml:space="preserve">15-20 min</w:t>
+              <w:t xml:space="preserve">15–20 min</w:t>
             </w:r>
           </w:p>
         </w:tc>
@@ -464,20 +1125,81 @@
               <w:right w:val="single" w:color="CCCCCC" w:sz="1"/>
             </w:tcBorders>
             <w:tcMar>
-              <w:top w:type="dxa" w:w="60"/>
+              <w:top w:type="dxa" w:w="80"/>
               <w:left w:type="dxa" w:w="120"/>
-              <w:bottom w:type="dxa" w:w="60"/>
+              <w:bottom w:type="dxa" w:w="80"/>
               <w:right w:type="dxa" w:w="120"/>
             </w:tcMar>
           </w:tcPr>
           <w:p>
-            <w:r>
-              <w:rPr>
-                <w:rFonts w:ascii="Arial" w:cs="Arial" w:eastAsia="Arial" w:hAnsi="Arial"/>
-                <w:sz w:val="20"/>
-                <w:szCs w:val="20"/>
+            <w:pPr>
+              <w:spacing w:after="80" w:before="80"/>
+            </w:pPr>
+            <w:r>
+              <w:rPr>
+                <w:rFonts w:ascii="Arial" w:cs="Arial" w:eastAsia="Arial" w:hAnsi="Arial"/>
+                <w:b/>
+                <w:bCs/>
+                <w:i w:val="false"/>
+                <w:iCs w:val="false"/>
+                <w:color w:val="000000"/>
+                <w:sz w:val="22"/>
+                <w:szCs w:val="22"/>
               </w:rPr>
               <w:t xml:space="preserve">Independent Practice / Code Along</w:t>
+            </w:r>
+            <w:r>
+              <w:rPr>
+                <w:rFonts w:ascii="Arial" w:cs="Arial" w:eastAsia="Arial" w:hAnsi="Arial"/>
+                <w:sz w:val="20"/>
+                <w:szCs w:val="20"/>
+              </w:rPr>
+              <w:br/>
+              <w:t xml:space="preserve"/>
+            </w:r>
+            <w:r>
+              <w:rPr>
+                <w:rFonts w:ascii="Arial" w:cs="Arial" w:eastAsia="Arial" w:hAnsi="Arial"/>
+                <w:b w:val="false"/>
+                <w:bCs w:val="false"/>
+                <w:i w:val="false"/>
+                <w:iCs w:val="false"/>
+                <w:color w:val="000000"/>
+                <w:sz w:val="20"/>
+                <w:szCs w:val="20"/>
+              </w:rPr>
+              <w:t xml:space="preserve">    Work through problems from the day's exercise set.</w:t>
+            </w:r>
+            <w:r>
+              <w:rPr>
+                <w:rFonts w:ascii="Arial" w:cs="Arial" w:eastAsia="Arial" w:hAnsi="Arial"/>
+                <w:sz w:val="20"/>
+                <w:szCs w:val="20"/>
+              </w:rPr>
+              <w:br/>
+              <w:t xml:space="preserve"/>
+            </w:r>
+            <w:r>
+              <w:rPr>
+                <w:rFonts w:ascii="Arial" w:cs="Arial" w:eastAsia="Arial" w:hAnsi="Arial"/>
+                <w:sz w:val="20"/>
+                <w:szCs w:val="20"/>
+              </w:rPr>
+              <w:br/>
+              <w:t xml:space="preserve"/>
+            </w:r>
+            <w:r>
+              <w:rPr>
+                <w:rFonts w:ascii="Arial" w:cs="Arial" w:eastAsia="Arial" w:hAnsi="Arial"/>
+                <w:b w:val="false"/>
+                <w:bCs w:val="false"/>
+                <w:i/>
+                <w:iCs/>
+                <w:color w:val="555555"/>
+                <w:sz w:val="20"/>
+                <w:szCs w:val="20"/>
+              </w:rPr>
+              <w:t xml:space="preserve">→ Teacher circulates — offer hints, check for understanding.</w:t>
             </w:r>
           </w:p>
         </w:tc>
@@ -493,9 +1215,9 @@
               <w:right w:val="single" w:color="CCCCCC" w:sz="1"/>
             </w:tcBorders>
             <w:tcMar>
-              <w:top w:type="dxa" w:w="60"/>
+              <w:top w:type="dxa" w:w="80"/>
               <w:left w:type="dxa" w:w="120"/>
-              <w:bottom w:type="dxa" w:w="60"/>
+              <w:bottom w:type="dxa" w:w="80"/>
               <w:right w:type="dxa" w:w="120"/>
             </w:tcMar>
           </w:tcPr>
@@ -522,20 +1244,90 @@
               <w:right w:val="single" w:color="CCCCCC" w:sz="1"/>
             </w:tcBorders>
             <w:tcMar>
-              <w:top w:type="dxa" w:w="60"/>
+              <w:top w:type="dxa" w:w="80"/>
               <w:left w:type="dxa" w:w="120"/>
-              <w:bottom w:type="dxa" w:w="60"/>
+              <w:bottom w:type="dxa" w:w="80"/>
               <w:right w:type="dxa" w:w="120"/>
             </w:tcMar>
           </w:tcPr>
           <w:p>
-            <w:r>
-              <w:rPr>
-                <w:rFonts w:ascii="Arial" w:cs="Arial" w:eastAsia="Arial" w:hAnsi="Arial"/>
-                <w:sz w:val="20"/>
-                <w:szCs w:val="20"/>
+            <w:pPr>
+              <w:spacing w:after="80" w:before="80"/>
+            </w:pPr>
+            <w:r>
+              <w:rPr>
+                <w:rFonts w:ascii="Arial" w:cs="Arial" w:eastAsia="Arial" w:hAnsi="Arial"/>
+                <w:b/>
+                <w:bCs/>
+                <w:i w:val="false"/>
+                <w:iCs w:val="false"/>
+                <w:color w:val="000000"/>
+                <w:sz w:val="22"/>
+                <w:szCs w:val="22"/>
               </w:rPr>
               <w:t xml:space="preserve">Exit Ticket / Wrap-Up</w:t>
+            </w:r>
+            <w:r>
+              <w:rPr>
+                <w:rFonts w:ascii="Arial" w:cs="Arial" w:eastAsia="Arial" w:hAnsi="Arial"/>
+                <w:sz w:val="20"/>
+                <w:szCs w:val="20"/>
+              </w:rPr>
+              <w:br/>
+              <w:t xml:space="preserve"/>
+            </w:r>
+            <w:r>
+              <w:rPr>
+                <w:rFonts w:ascii="Arial" w:cs="Arial" w:eastAsia="Arial" w:hAnsi="Arial"/>
+                <w:sz w:val="20"/>
+                <w:szCs w:val="20"/>
+              </w:rPr>
+              <w:br/>
+              <w:t xml:space="preserve"/>
+            </w:r>
+            <w:r>
+              <w:rPr>
+                <w:rFonts w:ascii="Arial" w:cs="Arial" w:eastAsia="Arial" w:hAnsi="Arial"/>
+                <w:b w:val="false"/>
+                <w:bCs w:val="false"/>
+                <w:i w:val="false"/>
+                <w:iCs w:val="false"/>
+                <w:color w:val="000000"/>
+                <w:sz w:val="20"/>
+                <w:szCs w:val="20"/>
+              </w:rPr>
+              <w:t xml:space="preserve">Quick Check: Improve the user experience through better menus, clearer output, and smoother interaction flow?</w:t>
+            </w:r>
+            <w:r>
+              <w:rPr>
+                <w:rFonts w:ascii="Arial" w:cs="Arial" w:eastAsia="Arial" w:hAnsi="Arial"/>
+                <w:sz w:val="20"/>
+                <w:szCs w:val="20"/>
+              </w:rPr>
+              <w:br/>
+              <w:t xml:space="preserve"/>
+            </w:r>
+            <w:r>
+              <w:rPr>
+                <w:rFonts w:ascii="Arial" w:cs="Arial" w:eastAsia="Arial" w:hAnsi="Arial"/>
+                <w:sz w:val="20"/>
+                <w:szCs w:val="20"/>
+              </w:rPr>
+              <w:br/>
+              <w:t xml:space="preserve"/>
+            </w:r>
+            <w:r>
+              <w:rPr>
+                <w:rFonts w:ascii="Arial" w:cs="Arial" w:eastAsia="Arial" w:hAnsi="Arial"/>
+                <w:b w:val="false"/>
+                <w:bCs w:val="false"/>
+                <w:i/>
+                <w:iCs/>
+                <w:color w:val="555555"/>
+                <w:sz w:val="20"/>
+                <w:szCs w:val="20"/>
+              </w:rPr>
+              <w:t xml:space="preserve">→ 3–2–1: Name 3 things learned, 2 new vocab words, 1 question you still have.</w:t>
             </w:r>
           </w:p>
         </w:tc>

--- a/Coding 1 - year/Unit 7 - Project Development/Daily Lesson Plans/Word/Day 169.docx
+++ b/Coding 1 - year/Unit 7 - Project Development/Daily Lesson Plans/Word/Day 169.docx
@@ -380,7 +380,7 @@
                 <w:sz w:val="20"/>
                 <w:szCs w:val="20"/>
               </w:rPr>
-              <w:t xml:space="preserve">    In your own words: Improve the user experience through better menus, clearer output, and smoother interaction flow?</w:t>
+              <w:t xml:space="preserve">    Think about User Experience Polish — Menus, Formatting, and Clarity. Where might you use this in a real project, and why would it matter?</w:t>
             </w:r>
             <w:r>
               <w:rPr>
@@ -477,7 +477,7 @@
                 <w:sz w:val="20"/>
                 <w:szCs w:val="20"/>
               </w:rPr>
-              <w:t xml:space="preserve">Today's Goal: By the end of class you will be able to improve the user experience through better menus, clearer output, and smoother interaction flow.</w:t>
+              <w:t xml:space="preserve">Today’s Goal: By the end of class you will be able to improve the user experience through better menus, clearer output, and smoother interaction flow.</w:t>
             </w:r>
             <w:r>
               <w:rPr>
@@ -1296,7 +1296,7 @@
                 <w:sz w:val="20"/>
                 <w:szCs w:val="20"/>
               </w:rPr>
-              <w:t xml:space="preserve">Quick Check: Improve the user experience through better menus, clearer output, and smoother interaction flow?</w:t>
+              <w:t xml:space="preserve">What is one important thing you learned about User Experience Polish — Menus, Formatting, and Clarity today? How would you explain it to someone?</w:t>
             </w:r>
             <w:r>
               <w:rPr>

--- a/Coding 1 - year/Unit 7 - Project Development/Daily Lesson Plans/Word/Day 169.docx
+++ b/Coding 1 - year/Unit 7 - Project Development/Daily Lesson Plans/Word/Day 169.docx
@@ -1168,7 +1168,29 @@
                 <w:sz w:val="20"/>
                 <w:szCs w:val="20"/>
               </w:rPr>
-              <w:t xml:space="preserve">    Work through problems from the day's exercise set.</w:t>
+              <w:t xml:space="preserve">    Students apply today's concepts through the User Experience Polish — Menus, Formatting, and Clarity activities.</w:t>
+            </w:r>
+            <w:r>
+              <w:rPr>
+                <w:rFonts w:ascii="Arial" w:cs="Arial" w:eastAsia="Arial" w:hAnsi="Arial"/>
+                <w:sz w:val="20"/>
+                <w:szCs w:val="20"/>
+              </w:rPr>
+              <w:br/>
+              <w:t xml:space="preserve"/>
+            </w:r>
+            <w:r>
+              <w:rPr>
+                <w:rFonts w:ascii="Arial" w:cs="Arial" w:eastAsia="Arial" w:hAnsi="Arial"/>
+                <w:b w:val="false"/>
+                <w:bCs w:val="false"/>
+                <w:i w:val="false"/>
+                <w:iCs w:val="false"/>
+                <w:color w:val="000000"/>
+                <w:sz w:val="20"/>
+                <w:szCs w:val="20"/>
+              </w:rPr>
+              <w:t xml:space="preserve">    Work through the exercises, starting with guided examples.</w:t>
             </w:r>
             <w:r>
               <w:rPr>
@@ -2211,136 +2233,6 @@
           <w:szCs w:val="20"/>
         </w:rPr>
         <w:t xml:space="preserve">- Is output clear?</w:t>
-      </w:r>
-    </w:p>
-    <w:p>
-      <w:pPr>
-        <w:spacing w:after="60"/>
-      </w:pPr>
-      <w:r>
-        <w:rPr>
-          <w:rFonts w:ascii="Arial" w:cs="Arial" w:eastAsia="Arial" w:hAnsi="Arial"/>
-          <w:sz w:val="20"/>
-          <w:szCs w:val="20"/>
-        </w:rPr>
-        <w:t xml:space="preserve">1. Does your UI look professional?</w:t>
-      </w:r>
-    </w:p>
-    <w:p>
-      <w:pPr>
-        <w:spacing w:after="60"/>
-      </w:pPr>
-      <w:r>
-        <w:rPr>
-          <w:rFonts w:ascii="Arial" w:cs="Arial" w:eastAsia="Arial" w:hAnsi="Arial"/>
-          <w:sz w:val="20"/>
-          <w:szCs w:val="20"/>
-        </w:rPr>
-        <w:t xml:space="preserve">2. Are menus clear?</w:t>
-      </w:r>
-    </w:p>
-    <w:p>
-      <w:pPr>
-        <w:spacing w:after="60"/>
-      </w:pPr>
-      <w:r>
-        <w:rPr>
-          <w:rFonts w:ascii="Arial" w:cs="Arial" w:eastAsia="Arial" w:hAnsi="Arial"/>
-          <w:sz w:val="20"/>
-          <w:szCs w:val="20"/>
-        </w:rPr>
-        <w:t xml:space="preserve">3. Is output well-formatted?</w:t>
-      </w:r>
-    </w:p>
-    <w:p>
-      <w:pPr>
-        <w:spacing w:after="60"/>
-      </w:pPr>
-      <w:r>
-        <w:rPr>
-          <w:rFonts w:ascii="Arial" w:cs="Arial" w:eastAsia="Arial" w:hAnsi="Arial"/>
-          <w:sz w:val="20"/>
-          <w:szCs w:val="20"/>
-        </w:rPr>
-        <w:t xml:space="preserve">(Commit with message: "Day 169: Polish user experience (formatting, menus, feedback)")</w:t>
-      </w:r>
-    </w:p>
-    <w:p>
-      <w:pPr>
-        <w:spacing w:after="60"/>
-      </w:pPr>
-      <w:r>
-        <w:rPr>
-          <w:rFonts w:ascii="Arial" w:cs="Arial" w:eastAsia="Arial" w:hAnsi="Arial"/>
-          <w:sz w:val="20"/>
-          <w:szCs w:val="20"/>
-        </w:rPr>
-        <w:t xml:space="preserve">- Day 166: ✓ Code cleanup</w:t>
-      </w:r>
-    </w:p>
-    <w:p>
-      <w:pPr>
-        <w:spacing w:after="60"/>
-      </w:pPr>
-      <w:r>
-        <w:rPr>
-          <w:rFonts w:ascii="Arial" w:cs="Arial" w:eastAsia="Arial" w:hAnsi="Arial"/>
-          <w:sz w:val="20"/>
-          <w:szCs w:val="20"/>
-        </w:rPr>
-        <w:t xml:space="preserve">- Day 167: ✓ Systematic testing</w:t>
-      </w:r>
-    </w:p>
-    <w:p>
-      <w:pPr>
-        <w:spacing w:after="60"/>
-      </w:pPr>
-      <w:r>
-        <w:rPr>
-          <w:rFonts w:ascii="Arial" w:cs="Arial" w:eastAsia="Arial" w:hAnsi="Arial"/>
-          <w:sz w:val="20"/>
-          <w:szCs w:val="20"/>
-        </w:rPr>
-        <w:t xml:space="preserve">- Day 168: ✓ Bug fixing</w:t>
-      </w:r>
-    </w:p>
-    <w:p>
-      <w:pPr>
-        <w:spacing w:after="60"/>
-      </w:pPr>
-      <w:r>
-        <w:rPr>
-          <w:rFonts w:ascii="Arial" w:cs="Arial" w:eastAsia="Arial" w:hAnsi="Arial"/>
-          <w:sz w:val="20"/>
-          <w:szCs w:val="20"/>
-        </w:rPr>
-        <w:t xml:space="preserve">- Day 169: ✓ UX polish (You are here)</w:t>
-      </w:r>
-    </w:p>
-    <w:p>
-      <w:pPr>
-        <w:spacing w:after="60"/>
-      </w:pPr>
-      <w:r>
-        <w:rPr>
-          <w:rFonts w:ascii="Arial" w:cs="Arial" w:eastAsia="Arial" w:hAnsi="Arial"/>
-          <w:sz w:val="20"/>
-          <w:szCs w:val="20"/>
-        </w:rPr>
-        <w:t xml:space="preserve">- Day 170: Feature freeze</w:t>
-      </w:r>
-    </w:p>
-    <w:p>
-      <w:pPr>
-        <w:spacing w:after="60"/>
-      </w:pPr>
-      <w:r>
-        <w:rPr>
-          <w:rFonts w:ascii="Arial" w:cs="Arial" w:eastAsia="Arial" w:hAnsi="Arial"/>
-          <w:sz w:val="20"/>
-          <w:szCs w:val="20"/>
-        </w:rPr>
-        <w:t xml:space="preserve">FINAL PHASE COMING: Documentation and presentations!</w:t>
       </w:r>
     </w:p>
     <w:p>
